--- a/docs/3. Design.docx
+++ b/docs/3. Design.docx
@@ -6824,13 +6824,19 @@
         <w:rPr>
           <w:rFonts w:ascii="Times New Roman" w:hAnsi="Times New Roman" w:cs="Times New Roman"/>
         </w:rPr>
-        <w:t xml:space="preserve">ntranet traffic </w:t>
-      </w:r>
-      <w:r>
-        <w:rPr>
-          <w:rFonts w:ascii="Times New Roman" w:hAnsi="Times New Roman" w:cs="Times New Roman"/>
-        </w:rPr>
-        <w:t>for secure data access.</w:t>
+        <w:t>ntranet</w:t>
+      </w:r>
+      <w:r>
+        <w:rPr>
+          <w:rFonts w:ascii="Times New Roman" w:hAnsi="Times New Roman" w:cs="Times New Roman"/>
+        </w:rPr>
+        <w:t xml:space="preserve"> secure traffic</w:t>
+      </w:r>
+      <w:r>
+        <w:rPr>
+          <w:rFonts w:ascii="Times New Roman" w:hAnsi="Times New Roman" w:cs="Times New Roman"/>
+        </w:rPr>
+        <w:t>.</w:t>
       </w:r>
     </w:p>
     <w:p>
@@ -6903,7 +6909,6 @@
         <w:rPr>
           <w:rFonts w:ascii="Times New Roman" w:hAnsi="Times New Roman" w:cs="Times New Roman"/>
         </w:rPr>
-        <w:lastRenderedPageBreak/>
         <w:t>ElasticSearch</w:t>
       </w:r>
       <w:proofErr w:type="spellEnd"/>
@@ -6942,6 +6947,7 @@
         <w:rPr>
           <w:rFonts w:ascii="Times New Roman" w:hAnsi="Times New Roman" w:cs="Times New Roman"/>
         </w:rPr>
+        <w:lastRenderedPageBreak/>
         <w:t xml:space="preserve">All keys and secrets are stored </w:t>
       </w:r>
       <w:r>
@@ -7437,7 +7443,6 @@
           <w:p>
             <w:proofErr w:type="spellStart"/>
             <w:r>
-              <w:lastRenderedPageBreak/>
               <w:t>ElasticSearch</w:t>
             </w:r>
             <w:proofErr w:type="spellEnd"/>
@@ -7478,6 +7483,7 @@
               </w:numPr>
             </w:pPr>
             <w:r>
+              <w:lastRenderedPageBreak/>
               <w:t>Optimized for full-text search and aggregations for large volumes of semi-structured data.</w:t>
             </w:r>
           </w:p>
@@ -7503,6 +7509,7 @@
           </w:tcPr>
           <w:p>
             <w:r>
+              <w:lastRenderedPageBreak/>
               <w:t>Kibana</w:t>
             </w:r>
           </w:p>
@@ -7929,7 +7936,6 @@
           </w:tcPr>
           <w:p>
             <w:r>
-              <w:lastRenderedPageBreak/>
               <w:t>Azure Private DNS</w:t>
             </w:r>
           </w:p>
@@ -7983,6 +7989,7 @@
       </w:pPr>
       <w:bookmarkStart w:id="13" w:name="_Toc227864103"/>
       <w:r>
+        <w:lastRenderedPageBreak/>
         <w:t>Stream Processing Data Pipeline</w:t>
       </w:r>
       <w:bookmarkEnd w:id="13"/>
@@ -8108,7 +8115,6 @@
       </w:pPr>
       <w:bookmarkStart w:id="14" w:name="_Toc227864104"/>
       <w:r>
-        <w:lastRenderedPageBreak/>
         <w:t>Infrastructure Management Considerations</w:t>
       </w:r>
       <w:bookmarkEnd w:id="14"/>
@@ -8163,6 +8169,7 @@
           <w:b/>
           <w:bCs/>
         </w:rPr>
+        <w:lastRenderedPageBreak/>
         <w:t>The Risk:</w:t>
       </w:r>
       <w:r>
@@ -8194,21 +8201,7 @@
         <w:t xml:space="preserve"> You must enable </w:t>
       </w:r>
       <w:r>
-        <w:rPr>
-          <w:b/>
-          <w:bCs/>
-        </w:rPr>
-        <w:t>Auto-Compaction</w:t>
-      </w:r>
-      <w:r>
-        <w:t xml:space="preserve"> and </w:t>
-      </w:r>
-      <w:r>
-        <w:rPr>
-          <w:b/>
-          <w:bCs/>
-        </w:rPr>
-        <w:t>Optimized Writes</w:t>
+        <w:t>Auto-Compaction and Optimized Writes</w:t>
       </w:r>
       <w:r>
         <w:t>. The system should automatically bin-pack those tiny files into healthy 128MB or 1GB Parquet files in the background.</w:t>
@@ -8300,14 +8293,10 @@
         <w:t xml:space="preserve"> Use </w:t>
       </w:r>
       <w:r>
-        <w:rPr>
-          <w:b/>
-          <w:bCs/>
-        </w:rPr>
-        <w:t>Checkpointing</w:t>
-      </w:r>
-      <w:r>
-        <w:t xml:space="preserve"> for the metadata. This collapses the JSON log into a compact Parquet format every 10 commits, allowing readers to skip and jump to the current state.</w:t>
+        <w:t>Checkpointing for</w:t>
+      </w:r>
+      <w:r>
+        <w:t xml:space="preserve"> the metadata. This collapses the JSON log into a compact Parquet format every 10 commits, allowing readers to skip and jump to the current state.</w:t>
       </w:r>
     </w:p>
     <w:p>
@@ -8317,10 +8306,7 @@
       </w:pPr>
       <w:bookmarkStart w:id="17" w:name="_Toc227864107"/>
       <w:r>
-        <w:t>10.</w:t>
-      </w:r>
-      <w:r>
-        <w:t>3 Concurrent Read/Write (Isolation Levels)</w:t>
+        <w:t>10.3 Concurrent Read/Write (Isolation Levels)</w:t>
       </w:r>
       <w:bookmarkEnd w:id="17"/>
     </w:p>
@@ -8329,13 +8315,7 @@
         <w:jc w:val="both"/>
       </w:pPr>
       <w:r>
-        <w:t xml:space="preserve">Concurrent access of the same table from the </w:t>
-      </w:r>
-      <w:r>
-        <w:t xml:space="preserve">“writer” (from the stream) and “readers” (Dashboard or Data Scientists) </w:t>
-      </w:r>
-      <w:r>
-        <w:t>simultaneously in the Delta Lake.</w:t>
+        <w:t>Concurrent access of the same table from the “writer” (from the stream) and “readers” (Dashboard or Data Scientists) simultaneously in the Delta Lake.</w:t>
       </w:r>
     </w:p>
     <w:p>
@@ -8388,42 +8368,7 @@
         <w:t xml:space="preserve">storage grows by </w:t>
       </w:r>
       <w:r>
-        <w:rPr>
-          <w:b/>
-          <w:bCs/>
-        </w:rPr>
-        <w:t>~1</w:t>
-      </w:r>
-      <w:r>
-        <w:rPr>
-          <w:b/>
-          <w:bCs/>
-        </w:rPr>
-        <w:t>70</w:t>
-      </w:r>
-      <w:r>
-        <w:rPr>
-          <w:b/>
-          <w:bCs/>
-        </w:rPr>
-        <w:t xml:space="preserve"> </w:t>
-      </w:r>
-      <w:r>
-        <w:rPr>
-          <w:b/>
-          <w:bCs/>
-        </w:rPr>
-        <w:t>G</w:t>
-      </w:r>
-      <w:r>
-        <w:rPr>
-          <w:b/>
-          <w:bCs/>
-        </w:rPr>
-        <w:t>B per day</w:t>
-      </w:r>
-      <w:r>
-        <w:t>.</w:t>
+        <w:t>~170 GB per day.</w:t>
       </w:r>
     </w:p>
     <w:p>
@@ -8493,7 +8438,6 @@
           <w:b/>
           <w:bCs/>
         </w:rPr>
-        <w:lastRenderedPageBreak/>
         <w:t>Vacuuming:</w:t>
       </w:r>
       <w:r>
@@ -8519,6 +8463,7 @@
       </w:pPr>
       <w:bookmarkStart w:id="19" w:name="_Toc227864109"/>
       <w:r>
+        <w:lastRenderedPageBreak/>
         <w:t xml:space="preserve">10.5 </w:t>
       </w:r>
       <w:r>
@@ -8541,14 +8486,10 @@
           <w:b/>
           <w:bCs/>
         </w:rPr>
-        <w:t xml:space="preserve"> same folder</w:t>
-      </w:r>
-      <w:r>
-        <w:rPr>
-          <w:b/>
-          <w:bCs/>
-        </w:rPr>
-        <w:t>/blob container</w:t>
+        <w:t xml:space="preserve"> </w:t>
+      </w:r>
+      <w:r>
+        <w:t>same folder/blob container</w:t>
       </w:r>
       <w:r>
         <w:t xml:space="preserve"> at the same time.</w:t>
@@ -8604,24 +8545,19 @@
         <w:t xml:space="preserve"> Use a </w:t>
       </w:r>
       <w:r>
-        <w:rPr>
-          <w:b/>
-          <w:bCs/>
-        </w:rPr>
-        <w:t>Synthetic Key</w:t>
-      </w:r>
-      <w:r>
-        <w:t xml:space="preserve"> or </w:t>
-      </w:r>
-      <w:r>
-        <w:rPr>
-          <w:b/>
-          <w:bCs/>
-        </w:rPr>
-        <w:t>Z-Ordering</w:t>
-      </w:r>
-      <w:r>
-        <w:t xml:space="preserve">. Mix a high-cardinality ID (like </w:t>
+        <w:t>Synthetic</w:t>
+      </w:r>
+      <w:r>
+        <w:t xml:space="preserve"> </w:t>
+      </w:r>
+      <w:r>
+        <w:t xml:space="preserve">Key </w:t>
+      </w:r>
+      <w:r>
+        <w:t xml:space="preserve">or </w:t>
+      </w:r>
+      <w:r>
+        <w:t xml:space="preserve">high-cardinality ID (like </w:t>
       </w:r>
       <w:proofErr w:type="spellStart"/>
       <w:r>
@@ -8751,21 +8687,7 @@
           <w:rPr>
             <w:rStyle w:val="Hyperlink"/>
           </w:rPr>
-          <w:t xml:space="preserve">What Is Databricks Auto Loader and Why It Is </w:t>
-        </w:r>
-        <w:proofErr w:type="gramStart"/>
-        <w:r>
-          <w:rPr>
-            <w:rStyle w:val="Hyperlink"/>
-          </w:rPr>
-          <w:t>so</w:t>
-        </w:r>
-        <w:proofErr w:type="gramEnd"/>
-        <w:r>
-          <w:rPr>
-            <w:rStyle w:val="Hyperlink"/>
-          </w:rPr>
-          <w:t xml:space="preserve"> Cool - </w:t>
+          <w:t xml:space="preserve">What Is Databricks Auto Loader and Why It Is so Cool - </w:t>
         </w:r>
         <w:proofErr w:type="spellStart"/>
         <w:r>

--- a/docs/3. Design.docx
+++ b/docs/3. Design.docx
@@ -213,7 +213,7 @@
           <w:r>
             <w:fldChar w:fldCharType="separate"/>
           </w:r>
-          <w:hyperlink w:anchor="_Toc227864090" w:history="1">
+          <w:hyperlink w:anchor="_Toc227918037" w:history="1">
             <w:r>
               <w:rPr>
                 <w:rStyle w:val="Hyperlink"/>
@@ -253,7 +253,7 @@
                 <w:noProof/>
                 <w:webHidden/>
               </w:rPr>
-              <w:instrText xml:space="preserve"> PAGEREF _Toc227864090 \h </w:instrText>
+              <w:instrText xml:space="preserve"> PAGEREF _Toc227918037 \h </w:instrText>
             </w:r>
             <w:r>
               <w:rPr>
@@ -295,7 +295,7 @@
               <w:noProof/>
             </w:rPr>
           </w:pPr>
-          <w:hyperlink w:anchor="_Toc227864091" w:history="1">
+          <w:hyperlink w:anchor="_Toc227918038" w:history="1">
             <w:r>
               <w:rPr>
                 <w:rStyle w:val="Hyperlink"/>
@@ -335,7 +335,7 @@
                 <w:noProof/>
                 <w:webHidden/>
               </w:rPr>
-              <w:instrText xml:space="preserve"> PAGEREF _Toc227864091 \h </w:instrText>
+              <w:instrText xml:space="preserve"> PAGEREF _Toc227918038 \h </w:instrText>
             </w:r>
             <w:r>
               <w:rPr>
@@ -377,7 +377,7 @@
               <w:noProof/>
             </w:rPr>
           </w:pPr>
-          <w:hyperlink w:anchor="_Toc227864092" w:history="1">
+          <w:hyperlink w:anchor="_Toc227918039" w:history="1">
             <w:r>
               <w:rPr>
                 <w:rStyle w:val="Hyperlink"/>
@@ -417,7 +417,7 @@
                 <w:noProof/>
                 <w:webHidden/>
               </w:rPr>
-              <w:instrText xml:space="preserve"> PAGEREF _Toc227864092 \h </w:instrText>
+              <w:instrText xml:space="preserve"> PAGEREF _Toc227918039 \h </w:instrText>
             </w:r>
             <w:r>
               <w:rPr>
@@ -459,7 +459,7 @@
               <w:noProof/>
             </w:rPr>
           </w:pPr>
-          <w:hyperlink w:anchor="_Toc227864093" w:history="1">
+          <w:hyperlink w:anchor="_Toc227918040" w:history="1">
             <w:r>
               <w:rPr>
                 <w:rStyle w:val="Hyperlink"/>
@@ -499,7 +499,7 @@
                 <w:noProof/>
                 <w:webHidden/>
               </w:rPr>
-              <w:instrText xml:space="preserve"> PAGEREF _Toc227864093 \h </w:instrText>
+              <w:instrText xml:space="preserve"> PAGEREF _Toc227918040 \h </w:instrText>
             </w:r>
             <w:r>
               <w:rPr>
@@ -541,7 +541,7 @@
               <w:noProof/>
             </w:rPr>
           </w:pPr>
-          <w:hyperlink w:anchor="_Toc227864094" w:history="1">
+          <w:hyperlink w:anchor="_Toc227918041" w:history="1">
             <w:r>
               <w:rPr>
                 <w:rStyle w:val="Hyperlink"/>
@@ -581,7 +581,7 @@
                 <w:noProof/>
                 <w:webHidden/>
               </w:rPr>
-              <w:instrText xml:space="preserve"> PAGEREF _Toc227864094 \h </w:instrText>
+              <w:instrText xml:space="preserve"> PAGEREF _Toc227918041 \h </w:instrText>
             </w:r>
             <w:r>
               <w:rPr>
@@ -623,7 +623,7 @@
               <w:noProof/>
             </w:rPr>
           </w:pPr>
-          <w:hyperlink w:anchor="_Toc227864095" w:history="1">
+          <w:hyperlink w:anchor="_Toc227918042" w:history="1">
             <w:r>
               <w:rPr>
                 <w:rStyle w:val="Hyperlink"/>
@@ -663,7 +663,7 @@
                 <w:noProof/>
                 <w:webHidden/>
               </w:rPr>
-              <w:instrText xml:space="preserve"> PAGEREF _Toc227864095 \h </w:instrText>
+              <w:instrText xml:space="preserve"> PAGEREF _Toc227918042 \h </w:instrText>
             </w:r>
             <w:r>
               <w:rPr>
@@ -705,7 +705,7 @@
               <w:noProof/>
             </w:rPr>
           </w:pPr>
-          <w:hyperlink w:anchor="_Toc227864096" w:history="1">
+          <w:hyperlink w:anchor="_Toc227918043" w:history="1">
             <w:r>
               <w:rPr>
                 <w:rStyle w:val="Hyperlink"/>
@@ -745,7 +745,7 @@
                 <w:noProof/>
                 <w:webHidden/>
               </w:rPr>
-              <w:instrText xml:space="preserve"> PAGEREF _Toc227864096 \h </w:instrText>
+              <w:instrText xml:space="preserve"> PAGEREF _Toc227918043 \h </w:instrText>
             </w:r>
             <w:r>
               <w:rPr>
@@ -787,7 +787,7 @@
               <w:noProof/>
             </w:rPr>
           </w:pPr>
-          <w:hyperlink w:anchor="_Toc227864097" w:history="1">
+          <w:hyperlink w:anchor="_Toc227918044" w:history="1">
             <w:r>
               <w:rPr>
                 <w:rStyle w:val="Hyperlink"/>
@@ -827,7 +827,7 @@
                 <w:noProof/>
                 <w:webHidden/>
               </w:rPr>
-              <w:instrText xml:space="preserve"> PAGEREF _Toc227864097 \h </w:instrText>
+              <w:instrText xml:space="preserve"> PAGEREF _Toc227918044 \h </w:instrText>
             </w:r>
             <w:r>
               <w:rPr>
@@ -869,7 +869,7 @@
               <w:noProof/>
             </w:rPr>
           </w:pPr>
-          <w:hyperlink w:anchor="_Toc227864098" w:history="1">
+          <w:hyperlink w:anchor="_Toc227918045" w:history="1">
             <w:r>
               <w:rPr>
                 <w:rStyle w:val="Hyperlink"/>
@@ -909,7 +909,7 @@
                 <w:noProof/>
                 <w:webHidden/>
               </w:rPr>
-              <w:instrText xml:space="preserve"> PAGEREF _Toc227864098 \h </w:instrText>
+              <w:instrText xml:space="preserve"> PAGEREF _Toc227918045 \h </w:instrText>
             </w:r>
             <w:r>
               <w:rPr>
@@ -951,7 +951,7 @@
               <w:noProof/>
             </w:rPr>
           </w:pPr>
-          <w:hyperlink w:anchor="_Toc227864099" w:history="1">
+          <w:hyperlink w:anchor="_Toc227918046" w:history="1">
             <w:r>
               <w:rPr>
                 <w:rStyle w:val="Hyperlink"/>
@@ -991,7 +991,7 @@
                 <w:noProof/>
                 <w:webHidden/>
               </w:rPr>
-              <w:instrText xml:space="preserve"> PAGEREF _Toc227864099 \h </w:instrText>
+              <w:instrText xml:space="preserve"> PAGEREF _Toc227918046 \h </w:instrText>
             </w:r>
             <w:r>
               <w:rPr>
@@ -1033,7 +1033,7 @@
               <w:noProof/>
             </w:rPr>
           </w:pPr>
-          <w:hyperlink w:anchor="_Toc227864100" w:history="1">
+          <w:hyperlink w:anchor="_Toc227918047" w:history="1">
             <w:r>
               <w:rPr>
                 <w:rStyle w:val="Hyperlink"/>
@@ -1073,7 +1073,7 @@
                 <w:noProof/>
                 <w:webHidden/>
               </w:rPr>
-              <w:instrText xml:space="preserve"> PAGEREF _Toc227864100 \h </w:instrText>
+              <w:instrText xml:space="preserve"> PAGEREF _Toc227918047 \h </w:instrText>
             </w:r>
             <w:r>
               <w:rPr>
@@ -1115,7 +1115,7 @@
               <w:noProof/>
             </w:rPr>
           </w:pPr>
-          <w:hyperlink w:anchor="_Toc227864101" w:history="1">
+          <w:hyperlink w:anchor="_Toc227918048" w:history="1">
             <w:r>
               <w:rPr>
                 <w:rStyle w:val="Hyperlink"/>
@@ -1155,7 +1155,7 @@
                 <w:noProof/>
                 <w:webHidden/>
               </w:rPr>
-              <w:instrText xml:space="preserve"> PAGEREF _Toc227864101 \h </w:instrText>
+              <w:instrText xml:space="preserve"> PAGEREF _Toc227918048 \h </w:instrText>
             </w:r>
             <w:r>
               <w:rPr>
@@ -1197,7 +1197,7 @@
               <w:noProof/>
             </w:rPr>
           </w:pPr>
-          <w:hyperlink w:anchor="_Toc227864102" w:history="1">
+          <w:hyperlink w:anchor="_Toc227918049" w:history="1">
             <w:r>
               <w:rPr>
                 <w:rStyle w:val="Hyperlink"/>
@@ -1237,7 +1237,7 @@
                 <w:noProof/>
                 <w:webHidden/>
               </w:rPr>
-              <w:instrText xml:space="preserve"> PAGEREF _Toc227864102 \h </w:instrText>
+              <w:instrText xml:space="preserve"> PAGEREF _Toc227918049 \h </w:instrText>
             </w:r>
             <w:r>
               <w:rPr>
@@ -1279,7 +1279,7 @@
               <w:noProof/>
             </w:rPr>
           </w:pPr>
-          <w:hyperlink w:anchor="_Toc227864103" w:history="1">
+          <w:hyperlink w:anchor="_Toc227918050" w:history="1">
             <w:r>
               <w:rPr>
                 <w:rStyle w:val="Hyperlink"/>
@@ -1319,7 +1319,7 @@
                 <w:noProof/>
                 <w:webHidden/>
               </w:rPr>
-              <w:instrText xml:space="preserve"> PAGEREF _Toc227864103 \h </w:instrText>
+              <w:instrText xml:space="preserve"> PAGEREF _Toc227918050 \h </w:instrText>
             </w:r>
             <w:r>
               <w:rPr>
@@ -1361,7 +1361,7 @@
               <w:noProof/>
             </w:rPr>
           </w:pPr>
-          <w:hyperlink w:anchor="_Toc227864104" w:history="1">
+          <w:hyperlink w:anchor="_Toc227918051" w:history="1">
             <w:r>
               <w:rPr>
                 <w:rStyle w:val="Hyperlink"/>
@@ -1373,7 +1373,7 @@
               <w:rPr>
                 <w:noProof/>
               </w:rPr>
-              <w:t xml:space="preserve">   </w:t>
+              <w:tab/>
             </w:r>
             <w:r>
               <w:rPr>
@@ -1401,7 +1401,7 @@
                 <w:noProof/>
                 <w:webHidden/>
               </w:rPr>
-              <w:instrText xml:space="preserve"> PAGEREF _Toc227864104 \h </w:instrText>
+              <w:instrText xml:space="preserve"> PAGEREF _Toc227918051 \h </w:instrText>
             </w:r>
             <w:r>
               <w:rPr>
@@ -1421,7 +1421,7 @@
                 <w:noProof/>
                 <w:webHidden/>
               </w:rPr>
-              <w:t>13</w:t>
+              <w:t>12</w:t>
             </w:r>
             <w:r>
               <w:rPr>
@@ -1442,7 +1442,7 @@
               <w:noProof/>
             </w:rPr>
           </w:pPr>
-          <w:hyperlink w:anchor="_Toc227864105" w:history="1">
+          <w:hyperlink w:anchor="_Toc227918052" w:history="1">
             <w:r>
               <w:rPr>
                 <w:rStyle w:val="Hyperlink"/>
@@ -1469,7 +1469,7 @@
                 <w:noProof/>
                 <w:webHidden/>
               </w:rPr>
-              <w:instrText xml:space="preserve"> PAGEREF _Toc227864105 \h </w:instrText>
+              <w:instrText xml:space="preserve"> PAGEREF _Toc227918052 \h </w:instrText>
             </w:r>
             <w:r>
               <w:rPr>
@@ -1489,7 +1489,7 @@
                 <w:noProof/>
                 <w:webHidden/>
               </w:rPr>
-              <w:t>13</w:t>
+              <w:t>12</w:t>
             </w:r>
             <w:r>
               <w:rPr>
@@ -1510,7 +1510,7 @@
               <w:noProof/>
             </w:rPr>
           </w:pPr>
-          <w:hyperlink w:anchor="_Toc227864106" w:history="1">
+          <w:hyperlink w:anchor="_Toc227918053" w:history="1">
             <w:r>
               <w:rPr>
                 <w:rStyle w:val="Hyperlink"/>
@@ -1537,7 +1537,7 @@
                 <w:noProof/>
                 <w:webHidden/>
               </w:rPr>
-              <w:instrText xml:space="preserve"> PAGEREF _Toc227864106 \h </w:instrText>
+              <w:instrText xml:space="preserve"> PAGEREF _Toc227918053 \h </w:instrText>
             </w:r>
             <w:r>
               <w:rPr>
@@ -1578,7 +1578,7 @@
               <w:noProof/>
             </w:rPr>
           </w:pPr>
-          <w:hyperlink w:anchor="_Toc227864107" w:history="1">
+          <w:hyperlink w:anchor="_Toc227918054" w:history="1">
             <w:r>
               <w:rPr>
                 <w:rStyle w:val="Hyperlink"/>
@@ -1605,7 +1605,7 @@
                 <w:noProof/>
                 <w:webHidden/>
               </w:rPr>
-              <w:instrText xml:space="preserve"> PAGEREF _Toc227864107 \h </w:instrText>
+              <w:instrText xml:space="preserve"> PAGEREF _Toc227918054 \h </w:instrText>
             </w:r>
             <w:r>
               <w:rPr>
@@ -1646,7 +1646,7 @@
               <w:noProof/>
             </w:rPr>
           </w:pPr>
-          <w:hyperlink w:anchor="_Toc227864108" w:history="1">
+          <w:hyperlink w:anchor="_Toc227918055" w:history="1">
             <w:r>
               <w:rPr>
                 <w:rStyle w:val="Hyperlink"/>
@@ -1673,7 +1673,7 @@
                 <w:noProof/>
                 <w:webHidden/>
               </w:rPr>
-              <w:instrText xml:space="preserve"> PAGEREF _Toc227864108 \h </w:instrText>
+              <w:instrText xml:space="preserve"> PAGEREF _Toc227918055 \h </w:instrText>
             </w:r>
             <w:r>
               <w:rPr>
@@ -1714,7 +1714,7 @@
               <w:noProof/>
             </w:rPr>
           </w:pPr>
-          <w:hyperlink w:anchor="_Toc227864109" w:history="1">
+          <w:hyperlink w:anchor="_Toc227918056" w:history="1">
             <w:r>
               <w:rPr>
                 <w:rStyle w:val="Hyperlink"/>
@@ -1741,7 +1741,7 @@
                 <w:noProof/>
                 <w:webHidden/>
               </w:rPr>
-              <w:instrText xml:space="preserve"> PAGEREF _Toc227864109 \h </w:instrText>
+              <w:instrText xml:space="preserve"> PAGEREF _Toc227918056 \h </w:instrText>
             </w:r>
             <w:r>
               <w:rPr>
@@ -1782,7 +1782,7 @@
               <w:noProof/>
             </w:rPr>
           </w:pPr>
-          <w:hyperlink w:anchor="_Toc227864110" w:history="1">
+          <w:hyperlink w:anchor="_Toc227918057" w:history="1">
             <w:r>
               <w:rPr>
                 <w:rStyle w:val="Hyperlink"/>
@@ -1809,7 +1809,7 @@
                 <w:noProof/>
                 <w:webHidden/>
               </w:rPr>
-              <w:instrText xml:space="preserve"> PAGEREF _Toc227864110 \h </w:instrText>
+              <w:instrText xml:space="preserve"> PAGEREF _Toc227918057 \h </w:instrText>
             </w:r>
             <w:r>
               <w:rPr>
@@ -1892,7 +1892,7 @@
           <w:numId w:val="8"/>
         </w:numPr>
       </w:pPr>
-      <w:bookmarkStart w:id="0" w:name="_Toc227864090"/>
+      <w:bookmarkStart w:id="0" w:name="_Toc227918037"/>
       <w:r>
         <w:lastRenderedPageBreak/>
         <w:t>P</w:t>
@@ -2082,7 +2082,7 @@
         </w:numPr>
         <w:jc w:val="both"/>
       </w:pPr>
-      <w:bookmarkStart w:id="1" w:name="_Toc227864091"/>
+      <w:bookmarkStart w:id="1" w:name="_Toc227918038"/>
       <w:r>
         <w:t>Analysis of the Problem Statement</w:t>
       </w:r>
@@ -3338,7 +3338,7 @@
           <w:numId w:val="8"/>
         </w:numPr>
       </w:pPr>
-      <w:bookmarkStart w:id="2" w:name="_Toc227864092"/>
+      <w:bookmarkStart w:id="2" w:name="_Toc227918039"/>
       <w:r>
         <w:lastRenderedPageBreak/>
         <w:t>Questions to End User</w:t>
@@ -3361,7 +3361,7 @@
           <w:numId w:val="8"/>
         </w:numPr>
       </w:pPr>
-      <w:bookmarkStart w:id="3" w:name="_Toc227864093"/>
+      <w:bookmarkStart w:id="3" w:name="_Toc227918040"/>
       <w:r>
         <w:t>Latency and Freshness Questions</w:t>
       </w:r>
@@ -3753,7 +3753,7 @@
           <w:numId w:val="8"/>
         </w:numPr>
       </w:pPr>
-      <w:bookmarkStart w:id="4" w:name="_Toc227864094"/>
+      <w:bookmarkStart w:id="4" w:name="_Toc227918041"/>
       <w:r>
         <w:t>Deduplication and Correctness</w:t>
       </w:r>
@@ -4166,7 +4166,7 @@
           <w:numId w:val="8"/>
         </w:numPr>
       </w:pPr>
-      <w:bookmarkStart w:id="5" w:name="_Toc227864095"/>
+      <w:bookmarkStart w:id="5" w:name="_Toc227918042"/>
       <w:r>
         <w:t>D</w:t>
       </w:r>
@@ -4495,7 +4495,7 @@
           <w:numId w:val="8"/>
         </w:numPr>
       </w:pPr>
-      <w:bookmarkStart w:id="6" w:name="_Toc227864096"/>
+      <w:bookmarkStart w:id="6" w:name="_Toc227918043"/>
       <w:r>
         <w:t>Dashboard &amp; Access Pattern</w:t>
       </w:r>
@@ -4738,13 +4738,7 @@
               <w:rPr>
                 <w:rFonts w:ascii="Times New Roman" w:hAnsi="Times New Roman" w:cs="Times New Roman"/>
               </w:rPr>
-              <w:t>Use of</w:t>
-            </w:r>
-            <w:r>
-              <w:rPr>
-                <w:rFonts w:ascii="Times New Roman" w:hAnsi="Times New Roman" w:cs="Times New Roman"/>
-              </w:rPr>
-              <w:t xml:space="preserve"> Databricks SQL warehouse to support analytical use case.</w:t>
+              <w:t xml:space="preserve">Typically, operational dashboard does not fit well to ad-hoc and analytical query.  </w:t>
             </w:r>
           </w:p>
           <w:p>
@@ -4755,6 +4749,45 @@
                 <w:rFonts w:ascii="Times New Roman" w:hAnsi="Times New Roman" w:cs="Times New Roman"/>
               </w:rPr>
             </w:pPr>
+          </w:p>
+          <w:p>
+            <w:pPr>
+              <w:pStyle w:val="ListParagraph"/>
+              <w:ind w:left="0"/>
+              <w:rPr>
+                <w:rFonts w:ascii="Times New Roman" w:hAnsi="Times New Roman" w:cs="Times New Roman"/>
+              </w:rPr>
+            </w:pPr>
+            <w:r>
+              <w:rPr>
+                <w:rFonts w:ascii="Times New Roman" w:hAnsi="Times New Roman" w:cs="Times New Roman"/>
+              </w:rPr>
+              <w:t>Affect</w:t>
+            </w:r>
+            <w:r>
+              <w:rPr>
+                <w:rFonts w:ascii="Times New Roman" w:hAnsi="Times New Roman" w:cs="Times New Roman"/>
+              </w:rPr>
+              <w:t xml:space="preserve"> </w:t>
+            </w:r>
+            <w:r>
+              <w:rPr>
+                <w:rFonts w:ascii="Times New Roman" w:hAnsi="Times New Roman" w:cs="Times New Roman"/>
+              </w:rPr>
+              <w:t xml:space="preserve">choice of data warehouse, e.g. </w:t>
+            </w:r>
+            <w:r>
+              <w:rPr>
+                <w:rFonts w:ascii="Times New Roman" w:hAnsi="Times New Roman" w:cs="Times New Roman"/>
+              </w:rPr>
+              <w:t xml:space="preserve">Databricks SQL warehouse </w:t>
+            </w:r>
+            <w:r>
+              <w:rPr>
+                <w:rFonts w:ascii="Times New Roman" w:hAnsi="Times New Roman" w:cs="Times New Roman"/>
+              </w:rPr>
+              <w:t>for analytical purpose</w:t>
+            </w:r>
           </w:p>
         </w:tc>
       </w:tr>
@@ -4850,7 +4883,7 @@
           <w:numId w:val="8"/>
         </w:numPr>
       </w:pPr>
-      <w:bookmarkStart w:id="7" w:name="_Toc227864097"/>
+      <w:bookmarkStart w:id="7" w:name="_Toc227918044"/>
       <w:r>
         <w:t>Operational and Environment</w:t>
       </w:r>
@@ -5161,7 +5194,6 @@
     </w:tbl>
     <w:p/>
     <w:p/>
-    <w:p/>
     <w:p>
       <w:pPr>
         <w:rPr>
@@ -5183,7 +5215,7 @@
           <w:numId w:val="8"/>
         </w:numPr>
       </w:pPr>
-      <w:bookmarkStart w:id="8" w:name="_Toc227864098"/>
+      <w:bookmarkStart w:id="8" w:name="_Toc227918045"/>
       <w:r>
         <w:lastRenderedPageBreak/>
         <w:t>Assumptions</w:t>
@@ -5659,7 +5691,7 @@
           <w:numId w:val="8"/>
         </w:numPr>
       </w:pPr>
-      <w:bookmarkStart w:id="9" w:name="_Toc227864099"/>
+      <w:bookmarkStart w:id="9" w:name="_Toc227918046"/>
       <w:r>
         <w:lastRenderedPageBreak/>
         <w:t>Calculation of Throughput and Data Size</w:t>
@@ -6186,7 +6218,7 @@
           <w:numId w:val="8"/>
         </w:numPr>
       </w:pPr>
-      <w:bookmarkStart w:id="10" w:name="_Toc227864100"/>
+      <w:bookmarkStart w:id="10" w:name="_Toc227918047"/>
       <w:r>
         <w:t xml:space="preserve">Architecture </w:t>
       </w:r>
@@ -6528,7 +6560,7 @@
           <w:numId w:val="8"/>
         </w:numPr>
       </w:pPr>
-      <w:bookmarkStart w:id="11" w:name="_Toc227864101"/>
+      <w:bookmarkStart w:id="11" w:name="_Toc227918048"/>
       <w:r>
         <w:lastRenderedPageBreak/>
         <w:t>Technical Architecture</w:t>
@@ -7007,7 +7039,7 @@
           <w:numId w:val="8"/>
         </w:numPr>
       </w:pPr>
-      <w:bookmarkStart w:id="12" w:name="_Toc227864102"/>
+      <w:bookmarkStart w:id="12" w:name="_Toc227918049"/>
       <w:r>
         <w:t>Tech Stack and Justifications</w:t>
       </w:r>
@@ -7509,7 +7541,6 @@
           </w:tcPr>
           <w:p>
             <w:r>
-              <w:lastRenderedPageBreak/>
               <w:t>Kibana</w:t>
             </w:r>
           </w:p>
@@ -7987,7 +8018,7 @@
           <w:numId w:val="8"/>
         </w:numPr>
       </w:pPr>
-      <w:bookmarkStart w:id="13" w:name="_Toc227864103"/>
+      <w:bookmarkStart w:id="13" w:name="_Toc227918050"/>
       <w:r>
         <w:lastRenderedPageBreak/>
         <w:t>Stream Processing Data Pipeline</w:t>
@@ -8113,7 +8144,7 @@
           <w:numId w:val="8"/>
         </w:numPr>
       </w:pPr>
-      <w:bookmarkStart w:id="14" w:name="_Toc227864104"/>
+      <w:bookmarkStart w:id="14" w:name="_Toc227918051"/>
       <w:r>
         <w:t>Infrastructure Management Considerations</w:t>
       </w:r>
@@ -8124,7 +8155,7 @@
         <w:pStyle w:val="Heading3"/>
         <w:jc w:val="both"/>
       </w:pPr>
-      <w:bookmarkStart w:id="15" w:name="_Toc227864105"/>
+      <w:bookmarkStart w:id="15" w:name="_Toc227918052"/>
       <w:r>
         <w:t xml:space="preserve">10.1 </w:t>
       </w:r>
@@ -8212,7 +8243,7 @@
         <w:pStyle w:val="Heading3"/>
         <w:jc w:val="both"/>
       </w:pPr>
-      <w:bookmarkStart w:id="16" w:name="_Toc227864106"/>
+      <w:bookmarkStart w:id="16" w:name="_Toc227918053"/>
       <w:r>
         <w:t xml:space="preserve">10.2 </w:t>
       </w:r>
@@ -8304,7 +8335,7 @@
         <w:pStyle w:val="Heading3"/>
         <w:jc w:val="both"/>
       </w:pPr>
-      <w:bookmarkStart w:id="17" w:name="_Toc227864107"/>
+      <w:bookmarkStart w:id="17" w:name="_Toc227918054"/>
       <w:r>
         <w:t>10.3 Concurrent Read/Write (Isolation Levels)</w:t>
       </w:r>
@@ -8351,7 +8382,7 @@
         <w:pStyle w:val="Heading3"/>
         <w:jc w:val="both"/>
       </w:pPr>
-      <w:bookmarkStart w:id="18" w:name="_Toc227864108"/>
+      <w:bookmarkStart w:id="18" w:name="_Toc227918055"/>
       <w:r>
         <w:t>10.4 Storage Tiering &amp; “Vacuuming”</w:t>
       </w:r>
@@ -8461,7 +8492,7 @@
         <w:pStyle w:val="Heading3"/>
         <w:jc w:val="both"/>
       </w:pPr>
-      <w:bookmarkStart w:id="19" w:name="_Toc227864109"/>
+      <w:bookmarkStart w:id="19" w:name="_Toc227918056"/>
       <w:r>
         <w:lastRenderedPageBreak/>
         <w:t xml:space="preserve">10.5 </w:t>
@@ -8574,7 +8605,7 @@
       <w:pPr>
         <w:pStyle w:val="Heading2"/>
       </w:pPr>
-      <w:bookmarkStart w:id="20" w:name="_Toc227864110"/>
+      <w:bookmarkStart w:id="20" w:name="_Toc227918057"/>
       <w:r>
         <w:t>Additional Readings</w:t>
       </w:r>
@@ -8687,7 +8718,21 @@
           <w:rPr>
             <w:rStyle w:val="Hyperlink"/>
           </w:rPr>
-          <w:t xml:space="preserve">What Is Databricks Auto Loader and Why It Is so Cool - </w:t>
+          <w:t xml:space="preserve">What Is Databricks Auto Loader and Why It Is </w:t>
+        </w:r>
+        <w:proofErr w:type="gramStart"/>
+        <w:r>
+          <w:rPr>
+            <w:rStyle w:val="Hyperlink"/>
+          </w:rPr>
+          <w:t>so</w:t>
+        </w:r>
+        <w:proofErr w:type="gramEnd"/>
+        <w:r>
+          <w:rPr>
+            <w:rStyle w:val="Hyperlink"/>
+          </w:rPr>
+          <w:t xml:space="preserve"> Cool - </w:t>
         </w:r>
         <w:proofErr w:type="spellStart"/>
         <w:r>

--- a/docs/3. Design.docx
+++ b/docs/3. Design.docx
@@ -213,7 +213,7 @@
           <w:r>
             <w:fldChar w:fldCharType="separate"/>
           </w:r>
-          <w:hyperlink w:anchor="_Toc227918037" w:history="1">
+          <w:hyperlink w:anchor="_Toc227926931" w:history="1">
             <w:r>
               <w:rPr>
                 <w:rStyle w:val="Hyperlink"/>
@@ -253,7 +253,7 @@
                 <w:noProof/>
                 <w:webHidden/>
               </w:rPr>
-              <w:instrText xml:space="preserve"> PAGEREF _Toc227918037 \h </w:instrText>
+              <w:instrText xml:space="preserve"> PAGEREF _Toc227926931 \h </w:instrText>
             </w:r>
             <w:r>
               <w:rPr>
@@ -295,7 +295,7 @@
               <w:noProof/>
             </w:rPr>
           </w:pPr>
-          <w:hyperlink w:anchor="_Toc227918038" w:history="1">
+          <w:hyperlink w:anchor="_Toc227926932" w:history="1">
             <w:r>
               <w:rPr>
                 <w:rStyle w:val="Hyperlink"/>
@@ -335,7 +335,7 @@
                 <w:noProof/>
                 <w:webHidden/>
               </w:rPr>
-              <w:instrText xml:space="preserve"> PAGEREF _Toc227918038 \h </w:instrText>
+              <w:instrText xml:space="preserve"> PAGEREF _Toc227926932 \h </w:instrText>
             </w:r>
             <w:r>
               <w:rPr>
@@ -377,7 +377,7 @@
               <w:noProof/>
             </w:rPr>
           </w:pPr>
-          <w:hyperlink w:anchor="_Toc227918039" w:history="1">
+          <w:hyperlink w:anchor="_Toc227926933" w:history="1">
             <w:r>
               <w:rPr>
                 <w:rStyle w:val="Hyperlink"/>
@@ -417,7 +417,7 @@
                 <w:noProof/>
                 <w:webHidden/>
               </w:rPr>
-              <w:instrText xml:space="preserve"> PAGEREF _Toc227918039 \h </w:instrText>
+              <w:instrText xml:space="preserve"> PAGEREF _Toc227926933 \h </w:instrText>
             </w:r>
             <w:r>
               <w:rPr>
@@ -459,7 +459,7 @@
               <w:noProof/>
             </w:rPr>
           </w:pPr>
-          <w:hyperlink w:anchor="_Toc227918040" w:history="1">
+          <w:hyperlink w:anchor="_Toc227926934" w:history="1">
             <w:r>
               <w:rPr>
                 <w:rStyle w:val="Hyperlink"/>
@@ -499,7 +499,7 @@
                 <w:noProof/>
                 <w:webHidden/>
               </w:rPr>
-              <w:instrText xml:space="preserve"> PAGEREF _Toc227918040 \h </w:instrText>
+              <w:instrText xml:space="preserve"> PAGEREF _Toc227926934 \h </w:instrText>
             </w:r>
             <w:r>
               <w:rPr>
@@ -541,7 +541,7 @@
               <w:noProof/>
             </w:rPr>
           </w:pPr>
-          <w:hyperlink w:anchor="_Toc227918041" w:history="1">
+          <w:hyperlink w:anchor="_Toc227926935" w:history="1">
             <w:r>
               <w:rPr>
                 <w:rStyle w:val="Hyperlink"/>
@@ -581,7 +581,7 @@
                 <w:noProof/>
                 <w:webHidden/>
               </w:rPr>
-              <w:instrText xml:space="preserve"> PAGEREF _Toc227918041 \h </w:instrText>
+              <w:instrText xml:space="preserve"> PAGEREF _Toc227926935 \h </w:instrText>
             </w:r>
             <w:r>
               <w:rPr>
@@ -623,7 +623,7 @@
               <w:noProof/>
             </w:rPr>
           </w:pPr>
-          <w:hyperlink w:anchor="_Toc227918042" w:history="1">
+          <w:hyperlink w:anchor="_Toc227926936" w:history="1">
             <w:r>
               <w:rPr>
                 <w:rStyle w:val="Hyperlink"/>
@@ -663,7 +663,7 @@
                 <w:noProof/>
                 <w:webHidden/>
               </w:rPr>
-              <w:instrText xml:space="preserve"> PAGEREF _Toc227918042 \h </w:instrText>
+              <w:instrText xml:space="preserve"> PAGEREF _Toc227926936 \h </w:instrText>
             </w:r>
             <w:r>
               <w:rPr>
@@ -705,7 +705,7 @@
               <w:noProof/>
             </w:rPr>
           </w:pPr>
-          <w:hyperlink w:anchor="_Toc227918043" w:history="1">
+          <w:hyperlink w:anchor="_Toc227926937" w:history="1">
             <w:r>
               <w:rPr>
                 <w:rStyle w:val="Hyperlink"/>
@@ -745,7 +745,7 @@
                 <w:noProof/>
                 <w:webHidden/>
               </w:rPr>
-              <w:instrText xml:space="preserve"> PAGEREF _Toc227918043 \h </w:instrText>
+              <w:instrText xml:space="preserve"> PAGEREF _Toc227926937 \h </w:instrText>
             </w:r>
             <w:r>
               <w:rPr>
@@ -787,7 +787,7 @@
               <w:noProof/>
             </w:rPr>
           </w:pPr>
-          <w:hyperlink w:anchor="_Toc227918044" w:history="1">
+          <w:hyperlink w:anchor="_Toc227926938" w:history="1">
             <w:r>
               <w:rPr>
                 <w:rStyle w:val="Hyperlink"/>
@@ -827,7 +827,7 @@
                 <w:noProof/>
                 <w:webHidden/>
               </w:rPr>
-              <w:instrText xml:space="preserve"> PAGEREF _Toc227918044 \h </w:instrText>
+              <w:instrText xml:space="preserve"> PAGEREF _Toc227926938 \h </w:instrText>
             </w:r>
             <w:r>
               <w:rPr>
@@ -869,7 +869,7 @@
               <w:noProof/>
             </w:rPr>
           </w:pPr>
-          <w:hyperlink w:anchor="_Toc227918045" w:history="1">
+          <w:hyperlink w:anchor="_Toc227926939" w:history="1">
             <w:r>
               <w:rPr>
                 <w:rStyle w:val="Hyperlink"/>
@@ -909,7 +909,7 @@
                 <w:noProof/>
                 <w:webHidden/>
               </w:rPr>
-              <w:instrText xml:space="preserve"> PAGEREF _Toc227918045 \h </w:instrText>
+              <w:instrText xml:space="preserve"> PAGEREF _Toc227926939 \h </w:instrText>
             </w:r>
             <w:r>
               <w:rPr>
@@ -951,7 +951,7 @@
               <w:noProof/>
             </w:rPr>
           </w:pPr>
-          <w:hyperlink w:anchor="_Toc227918046" w:history="1">
+          <w:hyperlink w:anchor="_Toc227926940" w:history="1">
             <w:r>
               <w:rPr>
                 <w:rStyle w:val="Hyperlink"/>
@@ -991,7 +991,7 @@
                 <w:noProof/>
                 <w:webHidden/>
               </w:rPr>
-              <w:instrText xml:space="preserve"> PAGEREF _Toc227918046 \h </w:instrText>
+              <w:instrText xml:space="preserve"> PAGEREF _Toc227926940 \h </w:instrText>
             </w:r>
             <w:r>
               <w:rPr>
@@ -1033,7 +1033,7 @@
               <w:noProof/>
             </w:rPr>
           </w:pPr>
-          <w:hyperlink w:anchor="_Toc227918047" w:history="1">
+          <w:hyperlink w:anchor="_Toc227926941" w:history="1">
             <w:r>
               <w:rPr>
                 <w:rStyle w:val="Hyperlink"/>
@@ -1073,7 +1073,7 @@
                 <w:noProof/>
                 <w:webHidden/>
               </w:rPr>
-              <w:instrText xml:space="preserve"> PAGEREF _Toc227918047 \h </w:instrText>
+              <w:instrText xml:space="preserve"> PAGEREF _Toc227926941 \h </w:instrText>
             </w:r>
             <w:r>
               <w:rPr>
@@ -1115,7 +1115,7 @@
               <w:noProof/>
             </w:rPr>
           </w:pPr>
-          <w:hyperlink w:anchor="_Toc227918048" w:history="1">
+          <w:hyperlink w:anchor="_Toc227926942" w:history="1">
             <w:r>
               <w:rPr>
                 <w:rStyle w:val="Hyperlink"/>
@@ -1155,7 +1155,7 @@
                 <w:noProof/>
                 <w:webHidden/>
               </w:rPr>
-              <w:instrText xml:space="preserve"> PAGEREF _Toc227918048 \h </w:instrText>
+              <w:instrText xml:space="preserve"> PAGEREF _Toc227926942 \h </w:instrText>
             </w:r>
             <w:r>
               <w:rPr>
@@ -1197,7 +1197,7 @@
               <w:noProof/>
             </w:rPr>
           </w:pPr>
-          <w:hyperlink w:anchor="_Toc227918049" w:history="1">
+          <w:hyperlink w:anchor="_Toc227926943" w:history="1">
             <w:r>
               <w:rPr>
                 <w:rStyle w:val="Hyperlink"/>
@@ -1237,7 +1237,7 @@
                 <w:noProof/>
                 <w:webHidden/>
               </w:rPr>
-              <w:instrText xml:space="preserve"> PAGEREF _Toc227918049 \h </w:instrText>
+              <w:instrText xml:space="preserve"> PAGEREF _Toc227926943 \h </w:instrText>
             </w:r>
             <w:r>
               <w:rPr>
@@ -1279,7 +1279,7 @@
               <w:noProof/>
             </w:rPr>
           </w:pPr>
-          <w:hyperlink w:anchor="_Toc227918050" w:history="1">
+          <w:hyperlink w:anchor="_Toc227926944" w:history="1">
             <w:r>
               <w:rPr>
                 <w:rStyle w:val="Hyperlink"/>
@@ -1319,7 +1319,7 @@
                 <w:noProof/>
                 <w:webHidden/>
               </w:rPr>
-              <w:instrText xml:space="preserve"> PAGEREF _Toc227918050 \h </w:instrText>
+              <w:instrText xml:space="preserve"> PAGEREF _Toc227926944 \h </w:instrText>
             </w:r>
             <w:r>
               <w:rPr>
@@ -1361,7 +1361,7 @@
               <w:noProof/>
             </w:rPr>
           </w:pPr>
-          <w:hyperlink w:anchor="_Toc227918051" w:history="1">
+          <w:hyperlink w:anchor="_Toc227926945" w:history="1">
             <w:r>
               <w:rPr>
                 <w:rStyle w:val="Hyperlink"/>
@@ -1373,24 +1373,24 @@
               <w:rPr>
                 <w:noProof/>
               </w:rPr>
+              <w:t xml:space="preserve">   </w:t>
+            </w:r>
+            <w:r>
+              <w:rPr>
+                <w:rStyle w:val="Hyperlink"/>
+                <w:noProof/>
+              </w:rPr>
+              <w:t>Infrastructure Management Considerations</w:t>
+            </w:r>
+            <w:r>
+              <w:rPr>
+                <w:noProof/>
+                <w:webHidden/>
+              </w:rPr>
               <w:tab/>
             </w:r>
             <w:r>
               <w:rPr>
-                <w:rStyle w:val="Hyperlink"/>
-                <w:noProof/>
-              </w:rPr>
-              <w:t>Infrastructure Management Considerations</w:t>
-            </w:r>
-            <w:r>
-              <w:rPr>
-                <w:noProof/>
-                <w:webHidden/>
-              </w:rPr>
-              <w:tab/>
-            </w:r>
-            <w:r>
-              <w:rPr>
                 <w:noProof/>
                 <w:webHidden/>
               </w:rPr>
@@ -1401,7 +1401,7 @@
                 <w:noProof/>
                 <w:webHidden/>
               </w:rPr>
-              <w:instrText xml:space="preserve"> PAGEREF _Toc227918051 \h </w:instrText>
+              <w:instrText xml:space="preserve"> PAGEREF _Toc227926945 \h </w:instrText>
             </w:r>
             <w:r>
               <w:rPr>
@@ -1421,7 +1421,7 @@
                 <w:noProof/>
                 <w:webHidden/>
               </w:rPr>
-              <w:t>12</w:t>
+              <w:t>13</w:t>
             </w:r>
             <w:r>
               <w:rPr>
@@ -1442,7 +1442,7 @@
               <w:noProof/>
             </w:rPr>
           </w:pPr>
-          <w:hyperlink w:anchor="_Toc227918052" w:history="1">
+          <w:hyperlink w:anchor="_Toc227926946" w:history="1">
             <w:r>
               <w:rPr>
                 <w:rStyle w:val="Hyperlink"/>
@@ -1469,7 +1469,7 @@
                 <w:noProof/>
                 <w:webHidden/>
               </w:rPr>
-              <w:instrText xml:space="preserve"> PAGEREF _Toc227918052 \h </w:instrText>
+              <w:instrText xml:space="preserve"> PAGEREF _Toc227926946 \h </w:instrText>
             </w:r>
             <w:r>
               <w:rPr>
@@ -1489,7 +1489,7 @@
                 <w:noProof/>
                 <w:webHidden/>
               </w:rPr>
-              <w:t>12</w:t>
+              <w:t>13</w:t>
             </w:r>
             <w:r>
               <w:rPr>
@@ -1510,7 +1510,7 @@
               <w:noProof/>
             </w:rPr>
           </w:pPr>
-          <w:hyperlink w:anchor="_Toc227918053" w:history="1">
+          <w:hyperlink w:anchor="_Toc227926947" w:history="1">
             <w:r>
               <w:rPr>
                 <w:rStyle w:val="Hyperlink"/>
@@ -1537,7 +1537,7 @@
                 <w:noProof/>
                 <w:webHidden/>
               </w:rPr>
-              <w:instrText xml:space="preserve"> PAGEREF _Toc227918053 \h </w:instrText>
+              <w:instrText xml:space="preserve"> PAGEREF _Toc227926947 \h </w:instrText>
             </w:r>
             <w:r>
               <w:rPr>
@@ -1578,7 +1578,7 @@
               <w:noProof/>
             </w:rPr>
           </w:pPr>
-          <w:hyperlink w:anchor="_Toc227918054" w:history="1">
+          <w:hyperlink w:anchor="_Toc227926948" w:history="1">
             <w:r>
               <w:rPr>
                 <w:rStyle w:val="Hyperlink"/>
@@ -1605,7 +1605,7 @@
                 <w:noProof/>
                 <w:webHidden/>
               </w:rPr>
-              <w:instrText xml:space="preserve"> PAGEREF _Toc227918054 \h </w:instrText>
+              <w:instrText xml:space="preserve"> PAGEREF _Toc227926948 \h </w:instrText>
             </w:r>
             <w:r>
               <w:rPr>
@@ -1646,7 +1646,7 @@
               <w:noProof/>
             </w:rPr>
           </w:pPr>
-          <w:hyperlink w:anchor="_Toc227918055" w:history="1">
+          <w:hyperlink w:anchor="_Toc227926949" w:history="1">
             <w:r>
               <w:rPr>
                 <w:rStyle w:val="Hyperlink"/>
@@ -1673,7 +1673,7 @@
                 <w:noProof/>
                 <w:webHidden/>
               </w:rPr>
-              <w:instrText xml:space="preserve"> PAGEREF _Toc227918055 \h </w:instrText>
+              <w:instrText xml:space="preserve"> PAGEREF _Toc227926949 \h </w:instrText>
             </w:r>
             <w:r>
               <w:rPr>
@@ -1714,7 +1714,7 @@
               <w:noProof/>
             </w:rPr>
           </w:pPr>
-          <w:hyperlink w:anchor="_Toc227918056" w:history="1">
+          <w:hyperlink w:anchor="_Toc227926950" w:history="1">
             <w:r>
               <w:rPr>
                 <w:rStyle w:val="Hyperlink"/>
@@ -1741,7 +1741,7 @@
                 <w:noProof/>
                 <w:webHidden/>
               </w:rPr>
-              <w:instrText xml:space="preserve"> PAGEREF _Toc227918056 \h </w:instrText>
+              <w:instrText xml:space="preserve"> PAGEREF _Toc227926950 \h </w:instrText>
             </w:r>
             <w:r>
               <w:rPr>
@@ -1782,7 +1782,7 @@
               <w:noProof/>
             </w:rPr>
           </w:pPr>
-          <w:hyperlink w:anchor="_Toc227918057" w:history="1">
+          <w:hyperlink w:anchor="_Toc227926951" w:history="1">
             <w:r>
               <w:rPr>
                 <w:rStyle w:val="Hyperlink"/>
@@ -1809,7 +1809,7 @@
                 <w:noProof/>
                 <w:webHidden/>
               </w:rPr>
-              <w:instrText xml:space="preserve"> PAGEREF _Toc227918057 \h </w:instrText>
+              <w:instrText xml:space="preserve"> PAGEREF _Toc227926951 \h </w:instrText>
             </w:r>
             <w:r>
               <w:rPr>
@@ -1892,7 +1892,7 @@
           <w:numId w:val="8"/>
         </w:numPr>
       </w:pPr>
-      <w:bookmarkStart w:id="0" w:name="_Toc227918037"/>
+      <w:bookmarkStart w:id="0" w:name="_Toc227926931"/>
       <w:r>
         <w:lastRenderedPageBreak/>
         <w:t>P</w:t>
@@ -2082,7 +2082,7 @@
         </w:numPr>
         <w:jc w:val="both"/>
       </w:pPr>
-      <w:bookmarkStart w:id="1" w:name="_Toc227918038"/>
+      <w:bookmarkStart w:id="1" w:name="_Toc227926932"/>
       <w:r>
         <w:t>Analysis of the Problem Statement</w:t>
       </w:r>
@@ -2832,7 +2832,31 @@
         <w:rPr>
           <w:rFonts w:ascii="Times New Roman" w:hAnsi="Times New Roman" w:cs="Times New Roman"/>
         </w:rPr>
-        <w:t>the complete count can only be available 1 hour after the window closes and not immediately.</w:t>
+        <w:t>the complete count can only be available 1 hour after the window closes and not immediately</w:t>
+      </w:r>
+      <w:r>
+        <w:rPr>
+          <w:rFonts w:ascii="Times New Roman" w:hAnsi="Times New Roman" w:cs="Times New Roman"/>
+        </w:rPr>
+        <w:t xml:space="preserve"> (append </w:t>
+      </w:r>
+      <w:r>
+        <w:rPr>
+          <w:rFonts w:ascii="Times New Roman" w:hAnsi="Times New Roman" w:cs="Times New Roman"/>
+        </w:rPr>
+        <w:t xml:space="preserve">vs update </w:t>
+      </w:r>
+      <w:r>
+        <w:rPr>
+          <w:rFonts w:ascii="Times New Roman" w:hAnsi="Times New Roman" w:cs="Times New Roman"/>
+        </w:rPr>
+        <w:t>mode)</w:t>
+      </w:r>
+      <w:r>
+        <w:rPr>
+          <w:rFonts w:ascii="Times New Roman" w:hAnsi="Times New Roman" w:cs="Times New Roman"/>
+        </w:rPr>
+        <w:t>.</w:t>
       </w:r>
     </w:p>
     <w:p>
@@ -3338,7 +3362,7 @@
           <w:numId w:val="8"/>
         </w:numPr>
       </w:pPr>
-      <w:bookmarkStart w:id="2" w:name="_Toc227918039"/>
+      <w:bookmarkStart w:id="2" w:name="_Toc227926933"/>
       <w:r>
         <w:lastRenderedPageBreak/>
         <w:t>Questions to End User</w:t>
@@ -3361,7 +3385,7 @@
           <w:numId w:val="8"/>
         </w:numPr>
       </w:pPr>
-      <w:bookmarkStart w:id="3" w:name="_Toc227918040"/>
+      <w:bookmarkStart w:id="3" w:name="_Toc227926934"/>
       <w:r>
         <w:t>Latency and Freshness Questions</w:t>
       </w:r>
@@ -3635,18 +3659,6 @@
               <w:rPr>
                 <w:rFonts w:ascii="Times New Roman" w:hAnsi="Times New Roman" w:cs="Times New Roman"/>
               </w:rPr>
-              <w:t xml:space="preserve"> </w:t>
-            </w:r>
-            <w:r>
-              <w:rPr>
-                <w:rFonts w:ascii="Times New Roman" w:hAnsi="Times New Roman" w:cs="Times New Roman"/>
-              </w:rPr>
-              <w:t>or only the current window</w:t>
-            </w:r>
-            <w:r>
-              <w:rPr>
-                <w:rFonts w:ascii="Times New Roman" w:hAnsi="Times New Roman" w:cs="Times New Roman"/>
-              </w:rPr>
               <w:t>?</w:t>
             </w:r>
           </w:p>
@@ -3753,7 +3765,7 @@
           <w:numId w:val="8"/>
         </w:numPr>
       </w:pPr>
-      <w:bookmarkStart w:id="4" w:name="_Toc227918041"/>
+      <w:bookmarkStart w:id="4" w:name="_Toc227926935"/>
       <w:r>
         <w:t>Deduplication and Correctness</w:t>
       </w:r>
@@ -4166,7 +4178,7 @@
           <w:numId w:val="8"/>
         </w:numPr>
       </w:pPr>
-      <w:bookmarkStart w:id="5" w:name="_Toc227918042"/>
+      <w:bookmarkStart w:id="5" w:name="_Toc227926936"/>
       <w:r>
         <w:t>D</w:t>
       </w:r>
@@ -4371,20 +4383,7 @@
               </w:rPr>
               <w:t xml:space="preserve"> </w:t>
             </w:r>
-            <w:r>
-              <w:rPr>
-                <w:rFonts w:ascii="Times New Roman" w:hAnsi="Times New Roman" w:cs="Times New Roman"/>
-              </w:rPr>
-              <w:t xml:space="preserve"> </w:t>
-            </w:r>
-          </w:p>
-        </w:tc>
-      </w:tr>
-      <w:tr>
-        <w:tc>
-          <w:tcPr>
-            <w:tcW w:w="5065" w:type="dxa"/>
-          </w:tcPr>
+          </w:p>
           <w:p>
             <w:pPr>
               <w:pStyle w:val="ListParagraph"/>
@@ -4397,13 +4396,15 @@
               <w:rPr>
                 <w:rFonts w:ascii="Times New Roman" w:hAnsi="Times New Roman" w:cs="Times New Roman"/>
               </w:rPr>
-              <w:t>What is the data retention policy? (30 days raw? 1 year curated)</w:t>
-            </w:r>
-          </w:p>
-        </w:tc>
-        <w:tc>
-          <w:tcPr>
-            <w:tcW w:w="4313" w:type="dxa"/>
+              <w:t xml:space="preserve"> </w:t>
+            </w:r>
+          </w:p>
+        </w:tc>
+      </w:tr>
+      <w:tr>
+        <w:tc>
+          <w:tcPr>
+            <w:tcW w:w="5065" w:type="dxa"/>
           </w:tcPr>
           <w:p>
             <w:pPr>
@@ -4417,15 +4418,14 @@
               <w:rPr>
                 <w:rFonts w:ascii="Times New Roman" w:hAnsi="Times New Roman" w:cs="Times New Roman"/>
               </w:rPr>
-              <w:t>Affect storage size and data lifecycle (hot/warm/cold)</w:t>
-            </w:r>
-          </w:p>
-        </w:tc>
-      </w:tr>
-      <w:tr>
-        <w:tc>
-          <w:tcPr>
-            <w:tcW w:w="5065" w:type="dxa"/>
+              <w:lastRenderedPageBreak/>
+              <w:t>What is the data retention policy? (30 days raw? 1 year curated)</w:t>
+            </w:r>
+          </w:p>
+        </w:tc>
+        <w:tc>
+          <w:tcPr>
+            <w:tcW w:w="4313" w:type="dxa"/>
           </w:tcPr>
           <w:p>
             <w:pPr>
@@ -4439,7 +4439,28 @@
               <w:rPr>
                 <w:rFonts w:ascii="Times New Roman" w:hAnsi="Times New Roman" w:cs="Times New Roman"/>
               </w:rPr>
-              <w:lastRenderedPageBreak/>
+              <w:t>Affect storage size and data lifecycle (hot/warm/cold)</w:t>
+            </w:r>
+          </w:p>
+        </w:tc>
+      </w:tr>
+      <w:tr>
+        <w:tc>
+          <w:tcPr>
+            <w:tcW w:w="5065" w:type="dxa"/>
+          </w:tcPr>
+          <w:p>
+            <w:pPr>
+              <w:pStyle w:val="ListParagraph"/>
+              <w:ind w:left="0"/>
+              <w:rPr>
+                <w:rFonts w:ascii="Times New Roman" w:hAnsi="Times New Roman" w:cs="Times New Roman"/>
+              </w:rPr>
+            </w:pPr>
+            <w:r>
+              <w:rPr>
+                <w:rFonts w:ascii="Times New Roman" w:hAnsi="Times New Roman" w:cs="Times New Roman"/>
+              </w:rPr>
               <w:t xml:space="preserve">Could the event rate grow? What is the projected </w:t>
             </w:r>
             <w:r>
@@ -4495,7 +4516,7 @@
           <w:numId w:val="8"/>
         </w:numPr>
       </w:pPr>
-      <w:bookmarkStart w:id="6" w:name="_Toc227918043"/>
+      <w:bookmarkStart w:id="6" w:name="_Toc227926937"/>
       <w:r>
         <w:t>Dashboard &amp; Access Pattern</w:t>
       </w:r>
@@ -4883,7 +4904,7 @@
           <w:numId w:val="8"/>
         </w:numPr>
       </w:pPr>
-      <w:bookmarkStart w:id="7" w:name="_Toc227918044"/>
+      <w:bookmarkStart w:id="7" w:name="_Toc227926938"/>
       <w:r>
         <w:t>Operational and Environment</w:t>
       </w:r>
@@ -5193,7 +5214,6 @@
       </w:tr>
     </w:tbl>
     <w:p/>
-    <w:p/>
     <w:p>
       <w:pPr>
         <w:rPr>
@@ -5203,9 +5223,6 @@
           <w:szCs w:val="32"/>
         </w:rPr>
       </w:pPr>
-      <w:r>
-        <w:br w:type="page"/>
-      </w:r>
     </w:p>
     <w:p>
       <w:pPr>
@@ -5215,7 +5232,7 @@
           <w:numId w:val="8"/>
         </w:numPr>
       </w:pPr>
-      <w:bookmarkStart w:id="8" w:name="_Toc227918045"/>
+      <w:bookmarkStart w:id="8" w:name="_Toc227926939"/>
       <w:r>
         <w:lastRenderedPageBreak/>
         <w:t>Assumptions</w:t>
@@ -5283,7 +5300,13 @@
           </w:tcPr>
           <w:p>
             <w:r>
-              <w:t>End-to-End latency &lt; 30 seconds</w:t>
+              <w:t xml:space="preserve">End-to-End latency </w:t>
+            </w:r>
+            <w:r>
+              <w:t>20 sec to</w:t>
+            </w:r>
+            <w:r>
+              <w:t xml:space="preserve"> 30 seconds</w:t>
             </w:r>
           </w:p>
         </w:tc>
@@ -5293,10 +5316,12 @@
           </w:tcPr>
           <w:p>
             <w:r>
-              <w:t>Refer to the specs to ask for real-time but not necessary in 1 sec</w:t>
-            </w:r>
-          </w:p>
-          <w:p/>
+              <w:t>Good balance between user experience to comprehend the information before the next update and a healthy end-to-end processing time for micro-batch</w:t>
+            </w:r>
+            <w:r>
+              <w:t xml:space="preserve"> without too much tunings. </w:t>
+            </w:r>
+          </w:p>
         </w:tc>
       </w:tr>
       <w:tr>
@@ -5316,7 +5341,7 @@
           </w:tcPr>
           <w:p>
             <w:r>
-              <w:t>Based on the end-to-end latency</w:t>
+              <w:t xml:space="preserve">Based on the estimated max. end-to-end latency. </w:t>
             </w:r>
           </w:p>
           <w:p/>
@@ -5351,7 +5376,7 @@
               <w:t>minutes</w:t>
             </w:r>
             <w:r>
-              <w:t>. Use update for real-time aggregation</w:t>
+              <w:t>, thus setting 2x window duration shall be to capture late event.</w:t>
             </w:r>
           </w:p>
           <w:p/>
@@ -5610,7 +5635,6 @@
         </w:tc>
       </w:tr>
     </w:tbl>
-    <w:p/>
     <w:p>
       <w:r>
         <w:t xml:space="preserve">In addition, we can assume that the video camera sensors are using MQTT to transmit the data </w:t>
@@ -5672,26 +5696,13 @@
     </w:p>
     <w:p>
       <w:pPr>
-        <w:rPr>
-          <w:rFonts w:asciiTheme="majorHAnsi" w:eastAsiaTheme="majorEastAsia" w:hAnsiTheme="majorHAnsi" w:cstheme="majorBidi"/>
-          <w:color w:val="2F5496" w:themeColor="accent1" w:themeShade="BF"/>
-          <w:sz w:val="32"/>
-          <w:szCs w:val="32"/>
-        </w:rPr>
-      </w:pPr>
-      <w:r>
-        <w:br w:type="page"/>
-      </w:r>
-    </w:p>
-    <w:p>
-      <w:pPr>
         <w:pStyle w:val="Heading2"/>
         <w:numPr>
           <w:ilvl w:val="0"/>
           <w:numId w:val="8"/>
         </w:numPr>
       </w:pPr>
-      <w:bookmarkStart w:id="9" w:name="_Toc227918046"/>
+      <w:bookmarkStart w:id="9" w:name="_Toc227926940"/>
       <w:r>
         <w:lastRenderedPageBreak/>
         <w:t>Calculation of Throughput and Data Size</w:t>
@@ -6218,7 +6229,7 @@
           <w:numId w:val="8"/>
         </w:numPr>
       </w:pPr>
-      <w:bookmarkStart w:id="10" w:name="_Toc227918047"/>
+      <w:bookmarkStart w:id="10" w:name="_Toc227926941"/>
       <w:r>
         <w:t xml:space="preserve">Architecture </w:t>
       </w:r>
@@ -6560,7 +6571,7 @@
           <w:numId w:val="8"/>
         </w:numPr>
       </w:pPr>
-      <w:bookmarkStart w:id="11" w:name="_Toc227918048"/>
+      <w:bookmarkStart w:id="11" w:name="_Toc227926942"/>
       <w:r>
         <w:lastRenderedPageBreak/>
         <w:t>Technical Architecture</w:t>
@@ -7039,7 +7050,7 @@
           <w:numId w:val="8"/>
         </w:numPr>
       </w:pPr>
-      <w:bookmarkStart w:id="12" w:name="_Toc227918049"/>
+      <w:bookmarkStart w:id="12" w:name="_Toc227926943"/>
       <w:r>
         <w:t>Tech Stack and Justifications</w:t>
       </w:r>
@@ -7541,6 +7552,7 @@
           </w:tcPr>
           <w:p>
             <w:r>
+              <w:lastRenderedPageBreak/>
               <w:t>Kibana</w:t>
             </w:r>
           </w:p>
@@ -8018,7 +8030,7 @@
           <w:numId w:val="8"/>
         </w:numPr>
       </w:pPr>
-      <w:bookmarkStart w:id="13" w:name="_Toc227918050"/>
+      <w:bookmarkStart w:id="13" w:name="_Toc227926944"/>
       <w:r>
         <w:lastRenderedPageBreak/>
         <w:t>Stream Processing Data Pipeline</w:t>
@@ -8100,10 +8112,10 @@
           <w:noProof/>
         </w:rPr>
         <w:drawing>
-          <wp:inline distT="0" distB="0" distL="0" distR="0" wp14:anchorId="565F6493" wp14:editId="1022847C">
-            <wp:extent cx="5066471" cy="5041900"/>
-            <wp:effectExtent l="0" t="0" r="1270" b="6350"/>
-            <wp:docPr id="1918147711" name="Picture 1"/>
+          <wp:inline distT="0" distB="0" distL="0" distR="0" wp14:anchorId="200E34DB" wp14:editId="341D8186">
+            <wp:extent cx="5092613" cy="6063916"/>
+            <wp:effectExtent l="0" t="0" r="0" b="0"/>
+            <wp:docPr id="593482933" name="Picture 1"/>
             <wp:cNvGraphicFramePr>
               <a:graphicFrameLocks xmlns:a="http://schemas.openxmlformats.org/drawingml/2006/main" noChangeAspect="1"/>
             </wp:cNvGraphicFramePr>
@@ -8111,7 +8123,7 @@
               <a:graphicData uri="http://schemas.openxmlformats.org/drawingml/2006/picture">
                 <pic:pic xmlns:pic="http://schemas.openxmlformats.org/drawingml/2006/picture">
                   <pic:nvPicPr>
-                    <pic:cNvPr id="1918147711" name=""/>
+                    <pic:cNvPr id="593482933" name=""/>
                     <pic:cNvPicPr/>
                   </pic:nvPicPr>
                   <pic:blipFill>
@@ -8123,7 +8135,7 @@
                   <pic:spPr>
                     <a:xfrm>
                       <a:off x="0" y="0"/>
-                      <a:ext cx="5073120" cy="5048516"/>
+                      <a:ext cx="5098443" cy="6070857"/>
                     </a:xfrm>
                     <a:prstGeom prst="rect">
                       <a:avLst/>
@@ -8144,8 +8156,9 @@
           <w:numId w:val="8"/>
         </w:numPr>
       </w:pPr>
-      <w:bookmarkStart w:id="14" w:name="_Toc227918051"/>
-      <w:r>
+      <w:bookmarkStart w:id="14" w:name="_Toc227926945"/>
+      <w:r>
+        <w:lastRenderedPageBreak/>
         <w:t>Infrastructure Management Considerations</w:t>
       </w:r>
       <w:bookmarkEnd w:id="14"/>
@@ -8155,7 +8168,7 @@
         <w:pStyle w:val="Heading3"/>
         <w:jc w:val="both"/>
       </w:pPr>
-      <w:bookmarkStart w:id="15" w:name="_Toc227918052"/>
+      <w:bookmarkStart w:id="15" w:name="_Toc227926946"/>
       <w:r>
         <w:t xml:space="preserve">10.1 </w:t>
       </w:r>
@@ -8200,7 +8213,6 @@
           <w:b/>
           <w:bCs/>
         </w:rPr>
-        <w:lastRenderedPageBreak/>
         <w:t>The Risk:</w:t>
       </w:r>
       <w:r>
@@ -8243,7 +8255,7 @@
         <w:pStyle w:val="Heading3"/>
         <w:jc w:val="both"/>
       </w:pPr>
-      <w:bookmarkStart w:id="16" w:name="_Toc227918053"/>
+      <w:bookmarkStart w:id="16" w:name="_Toc227926947"/>
       <w:r>
         <w:t xml:space="preserve">10.2 </w:t>
       </w:r>
@@ -8335,7 +8347,7 @@
         <w:pStyle w:val="Heading3"/>
         <w:jc w:val="both"/>
       </w:pPr>
-      <w:bookmarkStart w:id="17" w:name="_Toc227918054"/>
+      <w:bookmarkStart w:id="17" w:name="_Toc227926948"/>
       <w:r>
         <w:t>10.3 Concurrent Read/Write (Isolation Levels)</w:t>
       </w:r>
@@ -8382,7 +8394,7 @@
         <w:pStyle w:val="Heading3"/>
         <w:jc w:val="both"/>
       </w:pPr>
-      <w:bookmarkStart w:id="18" w:name="_Toc227918055"/>
+      <w:bookmarkStart w:id="18" w:name="_Toc227926949"/>
       <w:r>
         <w:t>10.4 Storage Tiering &amp; “Vacuuming”</w:t>
       </w:r>
@@ -8469,6 +8481,7 @@
           <w:b/>
           <w:bCs/>
         </w:rPr>
+        <w:lastRenderedPageBreak/>
         <w:t>Vacuuming:</w:t>
       </w:r>
       <w:r>
@@ -8492,9 +8505,8 @@
         <w:pStyle w:val="Heading3"/>
         <w:jc w:val="both"/>
       </w:pPr>
-      <w:bookmarkStart w:id="19" w:name="_Toc227918056"/>
-      <w:r>
-        <w:lastRenderedPageBreak/>
+      <w:bookmarkStart w:id="19" w:name="_Toc227926950"/>
+      <w:r>
         <w:t xml:space="preserve">10.5 </w:t>
       </w:r>
       <w:r>
@@ -8605,7 +8617,7 @@
       <w:pPr>
         <w:pStyle w:val="Heading2"/>
       </w:pPr>
-      <w:bookmarkStart w:id="20" w:name="_Toc227918057"/>
+      <w:bookmarkStart w:id="20" w:name="_Toc227926951"/>
       <w:r>
         <w:t>Additional Readings</w:t>
       </w:r>
@@ -8718,21 +8730,7 @@
           <w:rPr>
             <w:rStyle w:val="Hyperlink"/>
           </w:rPr>
-          <w:t xml:space="preserve">What Is Databricks Auto Loader and Why It Is </w:t>
-        </w:r>
-        <w:proofErr w:type="gramStart"/>
-        <w:r>
-          <w:rPr>
-            <w:rStyle w:val="Hyperlink"/>
-          </w:rPr>
-          <w:t>so</w:t>
-        </w:r>
-        <w:proofErr w:type="gramEnd"/>
-        <w:r>
-          <w:rPr>
-            <w:rStyle w:val="Hyperlink"/>
-          </w:rPr>
-          <w:t xml:space="preserve"> Cool - </w:t>
+          <w:t xml:space="preserve">What Is Databricks Auto Loader and Why It Is so Cool - </w:t>
         </w:r>
         <w:proofErr w:type="spellStart"/>
         <w:r>
@@ -12868,7 +12866,7 @@
   <w:style w:type="paragraph" w:default="1" w:styleId="Normal">
     <w:name w:val="Normal"/>
     <w:qFormat/>
-    <w:rsid w:val="006B072D"/>
+    <w:rsid w:val="007B2414"/>
   </w:style>
   <w:style w:type="paragraph" w:styleId="Heading1">
     <w:name w:val="heading 1"/>
